--- a/docs/onderzoek/word/hoofdstuk-7-cyclus-1.docx
+++ b/docs/onderzoek/word/hoofdstuk-7-cyclus-1.docx
@@ -34,7 +34,7 @@
         <w:t xml:space="preserve">Mei 2026</w:t>
       </w:r>
     </w:p>
-    <w:bookmarkStart w:id="23" w:name="X05fd9d79b5efe5e7238e14fdc6075979bb36250"/>
+    <w:bookmarkStart w:id="25" w:name="X05fd9d79b5efe5e7238e14fdc6075979bb36250"/>
     <w:p>
       <w:pPr>
         <w:pStyle w:val="Heading1"/>
@@ -618,7 +618,7 @@
     </w:p>
     <w:bookmarkEnd w:id="17"/>
     <w:bookmarkEnd w:id="18"/>
-    <w:bookmarkStart w:id="19" w:name="implementatie-en-eerste-deploy"/>
+    <w:bookmarkStart w:id="21" w:name="implementatie-en-eerste-deploy"/>
     <w:p>
       <w:pPr>
         <w:pStyle w:val="Heading2"/>
@@ -656,7 +656,21 @@
         <w:pStyle w:val="BodyText"/>
       </w:pPr>
       <w:r>
-        <w:t xml:space="preserve">De productieversie draait op het Render-platform, dat automatische deploys vanuit de</w:t>
+        <w:t xml:space="preserve">De productieversie draait op het Render-platform op de publieke URL</w:t>
+      </w:r>
+      <w:r>
+        <w:t xml:space="preserve"> </w:t>
+      </w:r>
+      <w:hyperlink r:id="rId19">
+        <w:r>
+          <w:rPr>
+            <w:rStyle w:val="Hyperlink"/>
+          </w:rPr>
+          <w:t xml:space="preserve">https://ai-nieuws.onrender.com/</w:t>
+        </w:r>
+      </w:hyperlink>
+      <w:r>
+        <w:t xml:space="preserve">. Render voert automatische deploys uit vanuit de</w:t>
       </w:r>
       <w:r>
         <w:t xml:space="preserve"> </w:t>
@@ -668,7 +682,7 @@
         <w:t xml:space="preserve">main</w:t>
       </w:r>
       <w:r>
-        <w:t xml:space="preserve">-branch op GitHub uitvoert. Bij elke push naar</w:t>
+        <w:t xml:space="preserve">-branch op GitHub; bij elke push naar</w:t>
       </w:r>
       <w:r>
         <w:t xml:space="preserve"> </w:t>
@@ -683,11 +697,25 @@
         <w:t xml:space="preserve"> </w:t>
       </w:r>
       <w:r>
-        <w:t xml:space="preserve">wordt de nieuwe versie binnen één tot twee minuten live gezet.</w:t>
-      </w:r>
-    </w:p>
-    <w:bookmarkEnd w:id="19"/>
-    <w:bookmarkStart w:id="20" w:name="X5f3a1c4fc1032e47b69742a42a278ecc0a26a8b"/>
+        <w:t xml:space="preserve">wordt de nieuwe versie binnen één tot twee minuten live gezet. De volledige broncode is beschikbaar in een publieke GitHub-repository op</w:t>
+      </w:r>
+      <w:r>
+        <w:t xml:space="preserve"> </w:t>
+      </w:r>
+      <w:hyperlink r:id="rId20">
+        <w:r>
+          <w:rPr>
+            <w:rStyle w:val="Hyperlink"/>
+          </w:rPr>
+          <w:t xml:space="preserve">github.com/lexcoene001-cpu/AI-Nieuws</w:t>
+        </w:r>
+      </w:hyperlink>
+      <w:r>
+        <w:t xml:space="preserve">.</w:t>
+      </w:r>
+    </w:p>
+    <w:bookmarkEnd w:id="21"/>
+    <w:bookmarkStart w:id="22" w:name="X5f3a1c4fc1032e47b69742a42a278ecc0a26a8b"/>
     <w:p>
       <w:pPr>
         <w:pStyle w:val="Heading2"/>
@@ -799,8 +827,8 @@
         <w:t xml:space="preserve">In cyclus 1 is op deze observatie nog niet diep ingegaan — de tweede tester-feedback diende vooral als validatie dat de Claude Code-architectuur functioneerde en als signaal dat de selectie-kwaliteit aandacht behoefde. Het inhoudelijke probleem werd opgepakt in cycli 3 en 4, op een moment dat de bredere tester-uitnodiging meer signalen leverde.</w:t>
       </w:r>
     </w:p>
-    <w:bookmarkEnd w:id="20"/>
-    <w:bookmarkStart w:id="21" w:name="brede-tester-uitnodiging-eind-april-2026"/>
+    <w:bookmarkEnd w:id="22"/>
+    <w:bookmarkStart w:id="23" w:name="brede-tester-uitnodiging-eind-april-2026"/>
     <w:p>
       <w:pPr>
         <w:pStyle w:val="Heading2"/>
@@ -845,8 +873,8 @@
         <w:t xml:space="preserve">De feedback uit deze ronde was overwegend positief op de basisfunctionaliteit en de Nederlandstalige presentatie. Verbeterpunten betroffen voornamelijk usability-aspecten, die in cyclus 2 systematisch zijn opgepakt via een TAM-georiënteerde code-review (zie hoofdstuk 8).</w:t>
       </w:r>
     </w:p>
-    <w:bookmarkEnd w:id="21"/>
-    <w:bookmarkStart w:id="22" w:name="reflectie-op-cyclus-1"/>
+    <w:bookmarkEnd w:id="23"/>
+    <w:bookmarkStart w:id="24" w:name="reflectie-op-cyclus-1"/>
     <w:p>
       <w:pPr>
         <w:pStyle w:val="Heading2"/>
@@ -964,8 +992,8 @@
         <w:t xml:space="preserve">Deze observaties leggen de basis voor cyclus 2, waarin de usability systematisch wordt aangepakt via een TAM-georiënteerde code-review (Davis, 1989).</w:t>
       </w:r>
     </w:p>
-    <w:bookmarkEnd w:id="22"/>
-    <w:bookmarkEnd w:id="23"/>
+    <w:bookmarkEnd w:id="24"/>
+    <w:bookmarkEnd w:id="25"/>
     <w:sectPr>
       <w:footnotePr>
         <w:numRestart w:val="eachSect"/>
